--- a/examples/multivariate/doc/12-stock-close-svm-regression.docx
+++ b/examples/multivariate/doc/12-stock-close-svm-regression.docx
@@ -3160,7 +3160,7 @@
               <a:graphicData uri="http://schemas.openxmlformats.org/drawingml/2006/picture">
                 <pic:pic>
                   <pic:nvPicPr>
-                    <pic:cNvPr descr="C:\Git\cefet-rj-dal\tspredit\examples\multivariate\doc\12-stock-close-svm-regression_files/ebdea6a22fbff0bddbc2ec0d8b49279a3fdeecd6.png" id="11" name="Picture"/>
+                    <pic:cNvPr descr="C:\Git\dal\tspredit\examples\multivariate\doc\12-stock-close-svm-regression_files/ebdea6a22fbff0bddbc2ec0d8b49279a3fdeecd6.png" id="11" name="Picture"/>
                     <pic:cNvPicPr>
                       <a:picLocks noChangeArrowheads="1" noChangeAspect="1"/>
                     </pic:cNvPicPr>

--- a/examples/multivariate/doc/12-stock-close-svm-regression.docx
+++ b/examples/multivariate/doc/12-stock-close-svm-regression.docx
@@ -3160,7 +3160,7 @@
               <a:graphicData uri="http://schemas.openxmlformats.org/drawingml/2006/picture">
                 <pic:pic>
                   <pic:nvPicPr>
-                    <pic:cNvPr descr="C:\Git\dal\tspredit\examples\multivariate\doc\12-stock-close-svm-regression_files/ebdea6a22fbff0bddbc2ec0d8b49279a3fdeecd6.png" id="11" name="Picture"/>
+                    <pic:cNvPr descr="/home/gpca/tspredit/examples/multivariate/doc/12-stock-close-svm-regression_files/9721ac0dbd01ab34417c80b657a8c807c5919002.png" id="11" name="Picture"/>
                     <pic:cNvPicPr>
                       <a:picLocks noChangeArrowheads="1" noChangeAspect="1"/>
                     </pic:cNvPicPr>
